--- a/materiales/Guion-demos-prompts.docx
+++ b/materiales/Guion-demos-prompts.docx
@@ -58,7 +58,7 @@
         <w:rPr>
           <w:color w:val="63767B"/>
         </w:rPr>
-        <w:t xml:space="preserve">Siete prompts sobre tres documentos reales, con la explicación de por qué cada uno está escrito así.</w:t>
+        <w:t xml:space="preserve">Seis prompts sobre tres documentos reales, con la explicación de por qué cada uno está escrito así.</w:t>
       </w:r>
     </w:p>
     <w:p>
@@ -276,7 +276,7 @@
         <w:spacing w:after="120"/>
       </w:pPr>
       <w:r>
-        <w:t xml:space="preserve">Los siete prompts siguen la misma estructura de seis piezas. </w:t>
+        <w:t xml:space="preserve">Los seis prompts siguen la misma estructura de seis piezas. </w:t>
       </w:r>
     </w:p>
     <w:p>
